--- a/eng/docx/54.content.docx
+++ b/eng/docx/54.content.docx
@@ -39,80 +39,37 @@
           <w:b/>
           <w:lang w:val="en_US" w:bidi="en_US"/>
         </w:rPr>
-        <w:t>Familiarization, Internalization, Articulation (Fia)</w:t>
-      </w:r>
-      <w:r>
-        <w:rPr>
-          <w:lang w:val="en_US" w:bidi="en_US"/>
-        </w:rPr>
-        <w:t xml:space="preserve"> is based on: </w:t>
-      </w:r>
-      <w:r>
-        <w:rPr>
-          <w:lang w:val="en_US" w:bidi="en_US"/>
-        </w:rPr>
-        <w:t>Familiarization, Internalization, Articulation (Fia)</w:t>
-      </w:r>
-      <w:r>
-        <w:rPr>
-          <w:lang w:val="en_US" w:bidi="en_US"/>
-        </w:rPr>
-        <w:t xml:space="preserve">, </w:t>
-      </w:r>
-      <w:hyperlink r:id="rId13">
-        <w:r>
-          <w:rPr>
-            <w:lang w:val="en_US" w:bidi="en_US"/>
-          </w:rPr>
-          <w:rPr>
-            <w:color w:val="0000EE"/>
-            <w:u w:val="single"/>
-          </w:rPr>
-          <w:t>SRV Partners</w:t>
-        </w:r>
-      </w:hyperlink>
-      <w:r>
-        <w:rPr>
-          <w:lang w:val="en_US" w:bidi="en_US"/>
-        </w:rPr>
-        <w:t xml:space="preserve">, 2023, which is licensed under a </w:t>
-      </w:r>
-      <w:hyperlink r:id="rId14">
-        <w:r>
-          <w:rPr>
-            <w:lang w:val="en_US" w:bidi="en_US"/>
-          </w:rPr>
-          <w:rPr>
-            <w:color w:val="0000EE"/>
-            <w:u w:val="single"/>
-          </w:rPr>
-          <w:t>CC BY-SA 4.0 license</w:t>
-        </w:r>
-      </w:hyperlink>
-      <w:r>
-        <w:rPr>
-          <w:lang w:val="en_US" w:bidi="en_US"/>
-        </w:rPr>
-        <w:t>.</w:t>
-      </w:r>
-      <w:r>
-        <w:rPr>
-          <w:lang w:val="en_US" w:bidi="en_US"/>
-        </w:rPr>
-      </w:r>
-    </w:p>
-    <w:p>
-      <w:pPr/>
-      <w:r>
-        <w:rPr>
-          <w:lang w:val="en_US" w:bidi="en_US"/>
-        </w:rPr>
-      </w:r>
-      <w:r>
-        <w:rPr>
-          <w:lang w:val="en_US" w:bidi="en_US"/>
-        </w:rPr>
-        <w:t>This PDF version is provided under the same license.</w:t>
+        <w:t>Familiarization, Internalization, Articulation (FIA) Translation Guide</w:t>
+      </w:r>
+      <w:r>
+        <w:rPr>
+          <w:lang w:val="en_US" w:bidi="en_US"/>
+        </w:rPr>
+        <w:t xml:space="preserve"> © 2023 SRV Partners Released under CC BY-SA 4.0 license. </w:t>
+      </w:r>
+      <w:r>
+        <w:rPr>
+          <w:lang w:val="en_US" w:bidi="en_US"/>
+        </w:rPr>
+        <w:t>Familiarization, Internalization, Articulation (FIA) Translation Guide</w:t>
+      </w:r>
+      <w:r>
+        <w:rPr>
+          <w:lang w:val="en_US" w:bidi="en_US"/>
+        </w:rPr>
+        <w:t xml:space="preserve"> has been adapted in the following languages Tok Pisin, عربي, Français, हिंदी, Bahasa Indonesia, Português, Русский, Español, Kiswahili, 简体中文 from </w:t>
+      </w:r>
+      <w:r>
+        <w:rPr>
+          <w:lang w:val="en_US" w:bidi="en_US"/>
+        </w:rPr>
+        <w:t>Familiarization, Internalization, Articulation (FIA)</w:t>
+      </w:r>
+      <w:r>
+        <w:rPr>
+          <w:lang w:val="en_US" w:bidi="en_US"/>
+        </w:rPr>
+        <w:t xml:space="preserve"> © 2023 SRV Partners Released under CC BY-SA 4.0 license by Mission Mutual</w:t>
       </w:r>
       <w:r>
         <w:rPr>
@@ -501,7 +458,7 @@
         </w:rPr>
         <w:t xml:space="preserve">Stop here and look at a map of </w:t>
       </w:r>
-      <w:hyperlink r:id="rId15">
+      <w:hyperlink r:id="rId13">
         <w:r>
           <w:rPr>
             <w:lang w:val="en_US" w:bidi="en_US"/>
@@ -959,7 +916,7 @@
         </w:rPr>
         <w:t xml:space="preserve">Look again at the map that shows </w:t>
       </w:r>
-      <w:hyperlink r:id="rId15">
+      <w:hyperlink r:id="rId13">
         <w:r>
           <w:rPr>
             <w:lang w:val="en_US" w:bidi="en_US"/>
@@ -1642,7 +1599,7 @@
         </w:rPr>
         <w:t xml:space="preserve">. Look up </w:t>
       </w:r>
-      <w:hyperlink r:id="rId16">
+      <w:hyperlink r:id="rId14">
         <w:r>
           <w:rPr>
             <w:lang w:val="en_US" w:bidi="en_US"/>
@@ -1714,7 +1671,7 @@
         </w:rPr>
         <w:t xml:space="preserve">. Look up </w:t>
       </w:r>
-      <w:hyperlink r:id="rId17">
+      <w:hyperlink r:id="rId15">
         <w:r>
           <w:rPr>
             <w:lang w:val="en_US" w:bidi="en_US"/>
@@ -1786,7 +1743,7 @@
         </w:rPr>
         <w:t xml:space="preserve">. Look up </w:t>
       </w:r>
-      <w:hyperlink r:id="rId18">
+      <w:hyperlink r:id="rId16">
         <w:r>
           <w:rPr>
             <w:lang w:val="en_US" w:bidi="en_US"/>
@@ -1858,7 +1815,7 @@
         </w:rPr>
         <w:t xml:space="preserve">. Look up </w:t>
       </w:r>
-      <w:hyperlink r:id="rId19">
+      <w:hyperlink r:id="rId17">
         <w:r>
           <w:rPr>
             <w:lang w:val="en_US" w:bidi="en_US"/>
@@ -1930,7 +1887,7 @@
         </w:rPr>
         <w:t xml:space="preserve">. Look up </w:t>
       </w:r>
-      <w:hyperlink r:id="rId20">
+      <w:hyperlink r:id="rId18">
         <w:r>
           <w:rPr>
             <w:lang w:val="en_US" w:bidi="en_US"/>
@@ -2016,7 +1973,7 @@
         </w:rPr>
         <w:t xml:space="preserve">. Look up </w:t>
       </w:r>
-      <w:hyperlink r:id="rId21">
+      <w:hyperlink r:id="rId19">
         <w:r>
           <w:rPr>
             <w:lang w:val="en_US" w:bidi="en_US"/>
@@ -2082,7 +2039,7 @@
         </w:rPr>
         <w:t xml:space="preserve">. Before you discuss the word, look up </w:t>
       </w:r>
-      <w:hyperlink r:id="rId22">
+      <w:hyperlink r:id="rId20">
         <w:r>
           <w:rPr>
             <w:lang w:val="en_US" w:bidi="en_US"/>
@@ -2148,7 +2105,7 @@
         </w:rPr>
         <w:t xml:space="preserve">. Before you discuss the word, look up </w:t>
       </w:r>
-      <w:hyperlink r:id="rId23">
+      <w:hyperlink r:id="rId21">
         <w:r>
           <w:rPr>
             <w:lang w:val="en_US" w:bidi="en_US"/>
@@ -2228,7 +2185,7 @@
         </w:rPr>
         <w:t xml:space="preserve">. Before you discuss the word, look up </w:t>
       </w:r>
-      <w:hyperlink r:id="rId24">
+      <w:hyperlink r:id="rId22">
         <w:r>
           <w:rPr>
             <w:lang w:val="en_US" w:bidi="en_US"/>
@@ -3996,7 +3953,7 @@
         </w:rPr>
         <w:t xml:space="preserve">. Look up </w:t>
       </w:r>
-      <w:hyperlink r:id="rId25">
+      <w:hyperlink r:id="rId23">
         <w:r>
           <w:rPr>
             <w:lang w:val="en_US" w:bidi="en_US"/>
@@ -4110,7 +4067,7 @@
         </w:rPr>
         <w:t xml:space="preserve">. Look up </w:t>
       </w:r>
-      <w:hyperlink r:id="rId26">
+      <w:hyperlink r:id="rId24">
         <w:r>
           <w:rPr>
             <w:lang w:val="en_US" w:bidi="en_US"/>
@@ -4204,7 +4161,7 @@
         </w:rPr>
         <w:t xml:space="preserve">. Look up </w:t>
       </w:r>
-      <w:hyperlink r:id="rId27">
+      <w:hyperlink r:id="rId25">
         <w:r>
           <w:rPr>
             <w:lang w:val="en_US" w:bidi="en_US"/>
@@ -4276,7 +4233,7 @@
         </w:rPr>
         <w:t xml:space="preserve">. Look up </w:t>
       </w:r>
-      <w:hyperlink r:id="rId28">
+      <w:hyperlink r:id="rId26">
         <w:r>
           <w:rPr>
             <w:lang w:val="en_US" w:bidi="en_US"/>
@@ -4348,7 +4305,7 @@
         </w:rPr>
         <w:t xml:space="preserve">. Look up </w:t>
       </w:r>
-      <w:hyperlink r:id="rId20">
+      <w:hyperlink r:id="rId18">
         <w:r>
           <w:rPr>
             <w:lang w:val="en_US" w:bidi="en_US"/>
@@ -4475,7 +4432,7 @@
         </w:rPr>
         <w:t xml:space="preserve">. Look up </w:t>
       </w:r>
-      <w:hyperlink r:id="rId29">
+      <w:hyperlink r:id="rId27">
         <w:r>
           <w:rPr>
             <w:lang w:val="en_US" w:bidi="en_US"/>
@@ -6436,7 +6393,7 @@
         </w:rPr>
         <w:t xml:space="preserve">. Look up </w:t>
       </w:r>
-      <w:hyperlink r:id="rId30">
+      <w:hyperlink r:id="rId28">
         <w:r>
           <w:rPr>
             <w:lang w:val="en_US" w:bidi="en_US"/>
@@ -6508,7 +6465,7 @@
         </w:rPr>
         <w:t xml:space="preserve">. Look up </w:t>
       </w:r>
-      <w:hyperlink r:id="rId31">
+      <w:hyperlink r:id="rId29">
         <w:r>
           <w:rPr>
             <w:lang w:val="en_US" w:bidi="en_US"/>
@@ -6686,7 +6643,7 @@
         </w:rPr>
         <w:t xml:space="preserve">. These words are very similar to each other. In some languages it may be necessary to combine these words. Look up </w:t>
       </w:r>
-      <w:hyperlink r:id="rId32">
+      <w:hyperlink r:id="rId30">
         <w:r>
           <w:rPr>
             <w:lang w:val="en_US" w:bidi="en_US"/>
@@ -6704,7 +6661,7 @@
         </w:rPr>
         <w:t xml:space="preserve"> and </w:t>
       </w:r>
-      <w:hyperlink r:id="rId33">
+      <w:hyperlink r:id="rId31">
         <w:r>
           <w:rPr>
             <w:lang w:val="en_US" w:bidi="en_US"/>
@@ -6802,7 +6759,7 @@
         </w:rPr>
         <w:t xml:space="preserve">. Look up </w:t>
       </w:r>
-      <w:hyperlink r:id="rId34">
+      <w:hyperlink r:id="rId32">
         <w:r>
           <w:rPr>
             <w:lang w:val="en_US" w:bidi="en_US"/>
@@ -6941,7 +6898,7 @@
         </w:rPr>
         <w:t xml:space="preserve">. Look up </w:t>
       </w:r>
-      <w:hyperlink r:id="rId35">
+      <w:hyperlink r:id="rId33">
         <w:r>
           <w:rPr>
             <w:lang w:val="en_US" w:bidi="en_US"/>
@@ -7026,7 +6983,7 @@
         </w:rPr>
         <w:t xml:space="preserve">. Look up </w:t>
       </w:r>
-      <w:hyperlink r:id="rId36">
+      <w:hyperlink r:id="rId34">
         <w:r>
           <w:rPr>
             <w:lang w:val="en_US" w:bidi="en_US"/>
@@ -7151,7 +7108,7 @@
         </w:rPr>
         <w:t xml:space="preserve"> of Jesus, which forbids us to do these things. Use the same word for doctrine that you used in previous passages, and look up </w:t>
       </w:r>
-      <w:hyperlink r:id="rId25">
+      <w:hyperlink r:id="rId23">
         <w:r>
           <w:rPr>
             <w:lang w:val="en_US" w:bidi="en_US"/>
@@ -7183,7 +7140,7 @@
         </w:rPr>
         <w:t xml:space="preserve">Stop here and discuss as a group what words or phrases you will use for "good news" and "right doctrine" or right teaching. Look up </w:t>
       </w:r>
-      <w:hyperlink r:id="rId37">
+      <w:hyperlink r:id="rId35">
         <w:r>
           <w:rPr>
             <w:lang w:val="en_US" w:bidi="en_US"/>
@@ -7201,7 +7158,7 @@
         </w:rPr>
         <w:t xml:space="preserve"> and </w:t>
       </w:r>
-      <w:hyperlink r:id="rId25">
+      <w:hyperlink r:id="rId23">
         <w:r>
           <w:rPr>
             <w:lang w:val="en_US" w:bidi="en_US"/>
@@ -7299,7 +7256,7 @@
         </w:rPr>
         <w:t xml:space="preserve">. Look up </w:t>
       </w:r>
-      <w:hyperlink r:id="rId38">
+      <w:hyperlink r:id="rId36">
         <w:r>
           <w:rPr>
             <w:lang w:val="en_US" w:bidi="en_US"/>
@@ -7371,7 +7328,7 @@
         </w:rPr>
         <w:t xml:space="preserve">. Look up </w:t>
       </w:r>
-      <w:hyperlink r:id="rId39">
+      <w:hyperlink r:id="rId37">
         <w:r>
           <w:rPr>
             <w:lang w:val="en_US" w:bidi="en_US"/>
@@ -9502,7 +9459,7 @@
         </w:rPr>
         <w:t xml:space="preserve"> Jesus his Lord. Christ is a title that means "chosen one" or "anointed one." When Paul says "Christ Jesus," Paul means Jesus is the promised savior God had planned to send. This title shows Jesus is the one God chose to save people from their sins. Look up </w:t>
       </w:r>
-      <w:hyperlink r:id="rId18">
+      <w:hyperlink r:id="rId16">
         <w:r>
           <w:rPr>
             <w:lang w:val="en_US" w:bidi="en_US"/>
@@ -9547,7 +9504,7 @@
         </w:rPr>
         <w:t xml:space="preserve"> shows Jesus has full authority. When Paul calls Jesus Lord, Paul means Jesus is divine and rules over everything. This is especially powerful because Paul once denied that Jesus was Lord. Now Paul joyfully accepts Jesus as Paul's master and ruler. Translate Lord in the same way you have in previous passages, and look up </w:t>
       </w:r>
-      <w:hyperlink r:id="rId21">
+      <w:hyperlink r:id="rId19">
         <w:r>
           <w:rPr>
             <w:lang w:val="en_US" w:bidi="en_US"/>
@@ -9671,7 +9628,7 @@
         </w:rPr>
         <w:t xml:space="preserve">. Look up </w:t>
       </w:r>
-      <w:hyperlink r:id="rId40">
+      <w:hyperlink r:id="rId38">
         <w:r>
           <w:rPr>
             <w:lang w:val="en_US" w:bidi="en_US"/>
@@ -9689,7 +9646,7 @@
         </w:rPr>
         <w:t xml:space="preserve"> and </w:t>
       </w:r>
-      <w:hyperlink r:id="rId41">
+      <w:hyperlink r:id="rId39">
         <w:r>
           <w:rPr>
             <w:lang w:val="en_US" w:bidi="en_US"/>
@@ -9734,7 +9691,7 @@
         </w:rPr>
         <w:t xml:space="preserve"> from God. Mercy is when someone who has the power to punish chooses not to do so, and instead shows kindness. Use the same word for mercy as you have used in previous passages. Look up </w:t>
       </w:r>
-      <w:hyperlink r:id="rId23">
+      <w:hyperlink r:id="rId21">
         <w:r>
           <w:rPr>
             <w:lang w:val="en_US" w:bidi="en_US"/>
@@ -9806,7 +9763,7 @@
         </w:rPr>
         <w:t xml:space="preserve">Look up </w:t>
       </w:r>
-      <w:hyperlink r:id="rId22">
+      <w:hyperlink r:id="rId20">
         <w:r>
           <w:rPr>
             <w:lang w:val="en_US" w:bidi="en_US"/>
@@ -9864,7 +9821,7 @@
         </w:rPr>
         <w:t xml:space="preserve"> over Paul. Someone has faith when they trust or believe in Jesus. Paul sees this love as both a gift from God and proof that God's grace has truly changed Paul. It is not just warm feelings, but a complete transformation of how he relates to others. Paul went from causing harm to showing Christ's love. Use the same words for faith and love as you have used in previous passages, and look up </w:t>
       </w:r>
-      <w:hyperlink r:id="rId20">
+      <w:hyperlink r:id="rId18">
         <w:r>
           <w:rPr>
             <w:lang w:val="en_US" w:bidi="en_US"/>
@@ -9909,7 +9866,7 @@
         </w:rPr>
         <w:t xml:space="preserve"> in this context refers to rescuing from sin and its consequences. Use the same word for sinners as you used in previous passages, and look up </w:t>
       </w:r>
-      <w:hyperlink r:id="rId32">
+      <w:hyperlink r:id="rId30">
         <w:r>
           <w:rPr>
             <w:lang w:val="en_US" w:bidi="en_US"/>
@@ -9941,7 +9898,7 @@
         </w:rPr>
         <w:t xml:space="preserve">Stop here and discuss what word or phrase you will use for "saving sinners." Look up </w:t>
       </w:r>
-      <w:hyperlink r:id="rId42">
+      <w:hyperlink r:id="rId40">
         <w:r>
           <w:rPr>
             <w:lang w:val="en_US" w:bidi="en_US"/>
@@ -9959,7 +9916,7 @@
         </w:rPr>
         <w:t xml:space="preserve"> and </w:t>
       </w:r>
-      <w:hyperlink r:id="rId32">
+      <w:hyperlink r:id="rId30">
         <w:r>
           <w:rPr>
             <w:lang w:val="en_US" w:bidi="en_US"/>
@@ -10057,7 +10014,7 @@
         </w:rPr>
         <w:t xml:space="preserve">. Look up </w:t>
       </w:r>
-      <w:hyperlink r:id="rId43">
+      <w:hyperlink r:id="rId41">
         <w:r>
           <w:rPr>
             <w:lang w:val="en_US" w:bidi="en_US"/>
@@ -10075,7 +10032,7 @@
         </w:rPr>
         <w:t xml:space="preserve"> and </w:t>
       </w:r>
-      <w:hyperlink r:id="rId44">
+      <w:hyperlink r:id="rId42">
         <w:r>
           <w:rPr>
             <w:lang w:val="en_US" w:bidi="en_US"/>
@@ -10147,7 +10104,7 @@
         </w:rPr>
         <w:t xml:space="preserve">. Look up </w:t>
       </w:r>
-      <w:hyperlink r:id="rId45">
+      <w:hyperlink r:id="rId43">
         <w:r>
           <w:rPr>
             <w:lang w:val="en_US" w:bidi="en_US"/>
@@ -10165,7 +10122,7 @@
         </w:rPr>
         <w:t xml:space="preserve"> and </w:t>
       </w:r>
-      <w:hyperlink r:id="rId46">
+      <w:hyperlink r:id="rId44">
         <w:r>
           <w:rPr>
             <w:lang w:val="en_US" w:bidi="en_US"/>
@@ -10210,7 +10167,7 @@
         </w:rPr>
         <w:t xml:space="preserve">. This means that he respects God and admires God. Use the same word for glory that you used in previous passages. Look up </w:t>
       </w:r>
-      <w:hyperlink r:id="rId38">
+      <w:hyperlink r:id="rId36">
         <w:r>
           <w:rPr>
             <w:lang w:val="en_US" w:bidi="en_US"/>
@@ -10282,7 +10239,7 @@
         </w:rPr>
         <w:t xml:space="preserve">. Look up </w:t>
       </w:r>
-      <w:hyperlink r:id="rId47">
+      <w:hyperlink r:id="rId45">
         <w:r>
           <w:rPr>
             <w:lang w:val="en_US" w:bidi="en_US"/>
@@ -10327,7 +10284,7 @@
         </w:rPr>
         <w:t xml:space="preserve">. Use the same word for conscience that you used in previous passages. Look up </w:t>
       </w:r>
-      <w:hyperlink r:id="rId28">
+      <w:hyperlink r:id="rId26">
         <w:r>
           <w:rPr>
             <w:lang w:val="en_US" w:bidi="en_US"/>
@@ -10393,7 +10350,7 @@
         </w:rPr>
         <w:t xml:space="preserve">. Look up </w:t>
       </w:r>
-      <w:hyperlink r:id="rId48">
+      <w:hyperlink r:id="rId46">
         <w:r>
           <w:rPr>
             <w:lang w:val="en_US" w:bidi="en_US"/>
@@ -12331,7 +12288,7 @@
         </w:rPr>
         <w:t xml:space="preserve">. Look up </w:t>
       </w:r>
-      <w:hyperlink r:id="rId49">
+      <w:hyperlink r:id="rId47">
         <w:r>
           <w:rPr>
             <w:lang w:val="en_US" w:bidi="en_US"/>
@@ -12478,7 +12435,7 @@
         </w:rPr>
         <w:t xml:space="preserve"> was someone who ruled over a city or territory. A king normally ruled for life and passed on his authority to one of the king's sons. Use the same word for king that you used in previous passages. Look up </w:t>
       </w:r>
-      <w:hyperlink r:id="rId45">
+      <w:hyperlink r:id="rId43">
         <w:r>
           <w:rPr>
             <w:lang w:val="en_US" w:bidi="en_US"/>
@@ -12638,7 +12595,7 @@
         </w:rPr>
         <w:t xml:space="preserve">. See the Master Glossary for more information about </w:t>
       </w:r>
-      <w:hyperlink r:id="rId33">
+      <w:hyperlink r:id="rId31">
         <w:r>
           <w:rPr>
             <w:lang w:val="en_US" w:bidi="en_US"/>
@@ -12744,7 +12701,7 @@
         </w:rPr>
         <w:t xml:space="preserve"> as you used in previous passages. For more information on </w:t>
       </w:r>
-      <w:hyperlink r:id="rId17">
+      <w:hyperlink r:id="rId15">
         <w:r>
           <w:rPr>
             <w:lang w:val="en_US" w:bidi="en_US"/>
@@ -12762,7 +12719,7 @@
         </w:rPr>
         <w:t xml:space="preserve"> and </w:t>
       </w:r>
-      <w:hyperlink r:id="rId18">
+      <w:hyperlink r:id="rId16">
         <w:r>
           <w:rPr>
             <w:lang w:val="en_US" w:bidi="en_US"/>
@@ -12888,7 +12845,7 @@
         </w:rPr>
         <w:t xml:space="preserve">. Look up </w:t>
       </w:r>
-      <w:hyperlink r:id="rId50">
+      <w:hyperlink r:id="rId48">
         <w:r>
           <w:rPr>
             <w:lang w:val="en_US" w:bidi="en_US"/>
@@ -12960,7 +12917,7 @@
         </w:rPr>
         <w:t xml:space="preserve">. See the Master Glossary for more information about </w:t>
       </w:r>
-      <w:hyperlink r:id="rId51">
+      <w:hyperlink r:id="rId49">
         <w:r>
           <w:rPr>
             <w:lang w:val="en_US" w:bidi="en_US"/>
@@ -13059,7 +13016,7 @@
         </w:rPr>
         <w:t xml:space="preserve">. For more information on </w:t>
       </w:r>
-      <w:hyperlink r:id="rId16">
+      <w:hyperlink r:id="rId14">
         <w:r>
           <w:rPr>
             <w:lang w:val="en_US" w:bidi="en_US"/>
@@ -13131,7 +13088,7 @@
         </w:rPr>
         <w:t xml:space="preserve">. Look up </w:t>
       </w:r>
-      <w:hyperlink r:id="rId52">
+      <w:hyperlink r:id="rId50">
         <w:r>
           <w:rPr>
             <w:lang w:val="en_US" w:bidi="en_US"/>
@@ -13203,7 +13160,7 @@
         </w:rPr>
         <w:t xml:space="preserve">. Look up </w:t>
       </w:r>
-      <w:hyperlink r:id="rId53">
+      <w:hyperlink r:id="rId51">
         <w:r>
           <w:rPr>
             <w:lang w:val="en_US" w:bidi="en_US"/>
@@ -13262,7 +13219,7 @@
         </w:rPr>
         <w:t xml:space="preserve">Stop here and discuss as a group what words or phrases you will use for how Paul is a "faithful and true teacher" or how Paul teaches the "message of faith and truth." If you decide to use faith and truth, look up </w:t>
       </w:r>
-      <w:hyperlink r:id="rId20">
+      <w:hyperlink r:id="rId18">
         <w:r>
           <w:rPr>
             <w:lang w:val="en_US" w:bidi="en_US"/>
@@ -15011,7 +14968,7 @@
         </w:rPr>
         <w:t xml:space="preserve"> and lift up holy, or pure, hands. Use the same word for pray that you used in previous passages. Look up </w:t>
       </w:r>
-      <w:hyperlink r:id="rId49">
+      <w:hyperlink r:id="rId47">
         <w:r>
           <w:rPr>
             <w:lang w:val="en_US" w:bidi="en_US"/>
@@ -15178,7 +15135,7 @@
         </w:rPr>
         <w:t xml:space="preserve">. For more information, look up </w:t>
       </w:r>
-      <w:hyperlink r:id="rId33">
+      <w:hyperlink r:id="rId31">
         <w:r>
           <w:rPr>
             <w:lang w:val="en_US" w:bidi="en_US"/>
@@ -15357,7 +15314,7 @@
         </w:rPr>
         <w:t xml:space="preserve">. You may use the same word for sinner as you used in previous passages. For more information, look up </w:t>
       </w:r>
-      <w:hyperlink r:id="rId32">
+      <w:hyperlink r:id="rId30">
         <w:r>
           <w:rPr>
             <w:lang w:val="en_US" w:bidi="en_US"/>
@@ -15429,7 +15386,7 @@
         </w:rPr>
         <w:t xml:space="preserve">. For more information on saved, please listen to </w:t>
       </w:r>
-      <w:hyperlink r:id="rId42">
+      <w:hyperlink r:id="rId40">
         <w:r>
           <w:rPr>
             <w:lang w:val="en_US" w:bidi="en_US"/>
@@ -15488,7 +15445,7 @@
         </w:rPr>
         <w:t xml:space="preserve">, that person continues to live believing in what God has said and done, believing in Jesus. Use the same word or phrase for faith as you used in previous passages. For more information on </w:t>
       </w:r>
-      <w:hyperlink r:id="rId20">
+      <w:hyperlink r:id="rId18">
         <w:r>
           <w:rPr>
             <w:lang w:val="en_US" w:bidi="en_US"/>
@@ -15574,7 +15531,7 @@
         </w:rPr>
         <w:t xml:space="preserve">Stop here and discuss as a group what word or phrase you will use for holiness. For more information about what it means to be holy, please listen to </w:t>
       </w:r>
-      <w:hyperlink r:id="rId54">
+      <w:hyperlink r:id="rId52">
         <w:r>
           <w:rPr>
             <w:lang w:val="en_US" w:bidi="en_US"/>
@@ -16342,7 +16299,7 @@
         </w:rPr>
         <w:t xml:space="preserve">Stop here and look at a picture of an </w:t>
       </w:r>
-      <w:hyperlink r:id="rId55">
+      <w:hyperlink r:id="rId53">
         <w:r>
           <w:rPr>
             <w:lang w:val="en_US" w:bidi="en_US"/>
@@ -17878,7 +17835,7 @@
         </w:rPr>
         <w:t xml:space="preserve">. Look up </w:t>
       </w:r>
-      <w:hyperlink r:id="rId56">
+      <w:hyperlink r:id="rId54">
         <w:r>
           <w:rPr>
             <w:lang w:val="en_US" w:bidi="en_US"/>
@@ -18004,7 +17961,7 @@
         </w:rPr>
         <w:t xml:space="preserve">. Look up </w:t>
       </w:r>
-      <w:hyperlink r:id="rId57">
+      <w:hyperlink r:id="rId55">
         <w:r>
           <w:rPr>
             <w:lang w:val="en_US" w:bidi="en_US"/>
@@ -18116,7 +18073,7 @@
         </w:rPr>
         <w:t xml:space="preserve">. Use the same word or phrase for church as you used in the book of Acts. Look up </w:t>
       </w:r>
-      <w:hyperlink r:id="rId58">
+      <w:hyperlink r:id="rId56">
         <w:r>
           <w:rPr>
             <w:lang w:val="en_US" w:bidi="en_US"/>
@@ -18214,7 +18171,7 @@
         </w:rPr>
         <w:t xml:space="preserve">. Use the same word or phrase for judgement and devil as you used in previous books. Look up </w:t>
       </w:r>
-      <w:hyperlink r:id="rId59">
+      <w:hyperlink r:id="rId57">
         <w:r>
           <w:rPr>
             <w:lang w:val="en_US" w:bidi="en_US"/>
@@ -18273,7 +18230,7 @@
         </w:rPr>
         <w:t xml:space="preserve">Stop here and look at a picture of a </w:t>
       </w:r>
-      <w:hyperlink r:id="rId55">
+      <w:hyperlink r:id="rId53">
         <w:r>
           <w:rPr>
             <w:lang w:val="en_US" w:bidi="en_US"/>
@@ -20064,7 +20021,7 @@
         </w:rPr>
         <w:t xml:space="preserve">Stop here and discuss this question as a group: What terms do people often use in your culture to talk about people who serve others? What terms might be appropriate to use in the context of the church for an official church worker? Choose the term that is most appropriate. Look up </w:t>
       </w:r>
-      <w:hyperlink r:id="rId60">
+      <w:hyperlink r:id="rId58">
         <w:r>
           <w:rPr>
             <w:lang w:val="en_US" w:bidi="en_US"/>
@@ -20163,7 +20120,7 @@
         </w:rPr>
         <w:t xml:space="preserve">. Look up </w:t>
       </w:r>
-      <w:hyperlink r:id="rId61">
+      <w:hyperlink r:id="rId59">
         <w:r>
           <w:rPr>
             <w:lang w:val="en_US" w:bidi="en_US"/>
@@ -20262,7 +20219,7 @@
         </w:rPr>
         <w:t xml:space="preserve"> well, so too must a deacon. Translate these concepts in a similar way as you did in the previous passage, and use the same word or phrase for household as you used in previous passages. Remember that </w:t>
       </w:r>
-      <w:hyperlink r:id="rId57">
+      <w:hyperlink r:id="rId55">
         <w:r>
           <w:rPr>
             <w:lang w:val="en_US" w:bidi="en_US"/>
@@ -20307,7 +20264,7 @@
         </w:rPr>
         <w:t xml:space="preserve"> in Christ Jesus, use the same word or phrase for faith that you have used in previous passages. Look up </w:t>
       </w:r>
-      <w:hyperlink r:id="rId20">
+      <w:hyperlink r:id="rId18">
         <w:r>
           <w:rPr>
             <w:lang w:val="en_US" w:bidi="en_US"/>
@@ -20352,7 +20309,7 @@
         </w:rPr>
         <w:t xml:space="preserve"> Jesus. Use the same word for Christ that you have used in previous passages. Look up </w:t>
       </w:r>
-      <w:hyperlink r:id="rId18">
+      <w:hyperlink r:id="rId16">
         <w:r>
           <w:rPr>
             <w:lang w:val="en_US" w:bidi="en_US"/>
@@ -20883,7 +20840,7 @@
         </w:rPr>
         <w:t xml:space="preserve">Stop here and look at a picture of </w:t>
       </w:r>
-      <w:hyperlink r:id="rId62">
+      <w:hyperlink r:id="rId60">
         <w:r>
           <w:rPr>
             <w:lang w:val="en_US" w:bidi="en_US"/>
@@ -23462,7 +23419,7 @@
         </w:rPr>
         <w:t xml:space="preserve">Stop here and discuss as a group: Look at a photo of an </w:t>
       </w:r>
-      <w:hyperlink r:id="rId63">
+      <w:hyperlink r:id="rId61">
         <w:r>
           <w:rPr>
             <w:lang w:val="en_US" w:bidi="en_US"/>
@@ -33898,7 +33855,7 @@
         </w:rPr>
         <w:t xml:space="preserve">Stop here and, as a group, look at a picture of </w:t>
       </w:r>
-      <w:hyperlink r:id="rId64">
+      <w:hyperlink r:id="rId62">
         <w:r>
           <w:rPr>
             <w:lang w:val="en_US" w:bidi="en_US"/>
@@ -33916,7 +33873,7 @@
         </w:rPr>
         <w:t xml:space="preserve">. Also look at a picture of a </w:t>
       </w:r>
-      <w:hyperlink r:id="rId65">
+      <w:hyperlink r:id="rId63">
         <w:r>
           <w:rPr>
             <w:lang w:val="en_US" w:bidi="en_US"/>
@@ -35438,7 +35395,7 @@
         </w:rPr>
         <w:t xml:space="preserve">Stop here as a group and look up </w:t>
       </w:r>
-      <w:hyperlink r:id="rId66">
+      <w:hyperlink r:id="rId64">
         <w:r>
           <w:rPr>
             <w:lang w:val="en_US" w:bidi="en_US"/>
@@ -35483,7 +35440,7 @@
         </w:rPr>
         <w:t xml:space="preserve"> in this passage, you may choose to say "elders of the church" if it makes your translation more natural. If you use the word church, use the same word for church as you have used in previous passages, and look up </w:t>
       </w:r>
-      <w:hyperlink r:id="rId58">
+      <w:hyperlink r:id="rId56">
         <w:r>
           <w:rPr>
             <w:lang w:val="en_US" w:bidi="en_US"/>
@@ -35542,7 +35499,7 @@
         </w:rPr>
         <w:t xml:space="preserve"> to strengthen his point. Scripture, or sometimes the holy scriptures, are the specific collected writings of the Old and New Testaments that tell us about God, who is holy. When people in the New Testament talk about the Scripture, or the Scriptures, they are most often talking about the part of the Bible that Christians now call the Old Testament. Here in this passage, Paul first talks about a saying from the Old Testament about an ox that treads grain. Then Paul talks about a New Testament saying from Jesus, that a laborer deserves his wages. Look up </w:t>
       </w:r>
-      <w:hyperlink r:id="rId67">
+      <w:hyperlink r:id="rId65">
         <w:r>
           <w:rPr>
             <w:lang w:val="en_US" w:bidi="en_US"/>
@@ -35627,7 +35584,7 @@
         </w:rPr>
         <w:t xml:space="preserve">Stop here as a group and look at a picture of </w:t>
       </w:r>
-      <w:hyperlink r:id="rId64">
+      <w:hyperlink r:id="rId62">
         <w:r>
           <w:rPr>
             <w:lang w:val="en_US" w:bidi="en_US"/>
@@ -35645,7 +35602,7 @@
         </w:rPr>
         <w:t xml:space="preserve">. Also look at a picture of a </w:t>
       </w:r>
-      <w:hyperlink r:id="rId65">
+      <w:hyperlink r:id="rId63">
         <w:r>
           <w:rPr>
             <w:lang w:val="en_US" w:bidi="en_US"/>
@@ -35690,7 +35647,7 @@
         </w:rPr>
         <w:t xml:space="preserve"> is a title for Jesus. The original text says Christ Jesus here. But if the order Christ Jesus confuses people who will hear this, then Jesus Christ is acceptable. Use the same phrase that you used there. Look up </w:t>
       </w:r>
-      <w:hyperlink r:id="rId18">
+      <w:hyperlink r:id="rId16">
         <w:r>
           <w:rPr>
             <w:lang w:val="en_US" w:bidi="en_US"/>
@@ -35735,7 +35692,7 @@
         </w:rPr>
         <w:t xml:space="preserve"> is a supernatural, spiritual being who is a messenger from God. The elect or chosen angels are the angels that God has chosen and who worship and follow God. Look up </w:t>
       </w:r>
-      <w:hyperlink r:id="rId68">
+      <w:hyperlink r:id="rId66">
         <w:r>
           <w:rPr>
             <w:lang w:val="en_US" w:bidi="en_US"/>
@@ -35793,7 +35750,7 @@
         </w:rPr>
         <w:t xml:space="preserve">. Sin is an act of rebellion against God. Any time a person disobeys God's laws, that person sins. The opposite of a sinful person is a pure person. Pure means not mixed. A pure heart is a heart that is only good, with nothing bad mixed with it. In the Bible, someone with a pure heart often describes someone whom God saves and makes good through Jesus. Look up </w:t>
       </w:r>
-      <w:hyperlink r:id="rId32">
+      <w:hyperlink r:id="rId30">
         <w:r>
           <w:rPr>
             <w:lang w:val="en_US" w:bidi="en_US"/>
@@ -35811,7 +35768,7 @@
         </w:rPr>
         <w:t xml:space="preserve"> or </w:t>
       </w:r>
-      <w:hyperlink r:id="rId27">
+      <w:hyperlink r:id="rId25">
         <w:r>
           <w:rPr>
             <w:lang w:val="en_US" w:bidi="en_US"/>
@@ -35877,7 +35834,7 @@
         </w:rPr>
         <w:t xml:space="preserve"> is a drink made from grapes. Wine is fermented and alcoholic. During the time when Paul wrote this letter, people normally drank wine with their meals. Paul spoke about wine in a previous passage in 1 Timothy, when Paul taught about deacons. Use the same word or phrase as you did in that passage. Look up </w:t>
       </w:r>
-      <w:hyperlink r:id="rId61">
+      <w:hyperlink r:id="rId59">
         <w:r>
           <w:rPr>
             <w:lang w:val="en_US" w:bidi="en_US"/>
@@ -36492,7 +36449,7 @@
         </w:rPr>
         <w:t xml:space="preserve">Stop here and look at a picture of a </w:t>
       </w:r>
-      <w:hyperlink r:id="rId69">
+      <w:hyperlink r:id="rId67">
         <w:r>
           <w:rPr>
             <w:lang w:val="en_US" w:bidi="en_US"/>
@@ -38946,7 +38903,7 @@
         </w:rPr>
         <w:t xml:space="preserve">Stop here and look at a picture of a </w:t>
       </w:r>
-      <w:hyperlink r:id="rId70">
+      <w:hyperlink r:id="rId68">
         <w:r>
           <w:rPr>
             <w:lang w:val="en_US" w:bidi="en_US"/>
@@ -38992,7 +38949,7 @@
         </w:rPr>
         <w:t xml:space="preserve">Stop here and look at a picture of a </w:t>
       </w:r>
-      <w:hyperlink r:id="rId70">
+      <w:hyperlink r:id="rId68">
         <w:r>
           <w:rPr>
             <w:lang w:val="en_US" w:bidi="en_US"/>
@@ -39850,7 +39807,7 @@
         </w:rPr>
         <w:t xml:space="preserve">, of the Lord Jesus Christ. Doctrine is all the teachings or statements that someone teaches or accepts and believes. Use the same word for doctrine as you have used in previous passages, and for more information on </w:t>
       </w:r>
-      <w:hyperlink r:id="rId25">
+      <w:hyperlink r:id="rId23">
         <w:r>
           <w:rPr>
             <w:lang w:val="en_US" w:bidi="en_US"/>
@@ -39895,7 +39852,7 @@
         </w:rPr>
         <w:t xml:space="preserve"> is a master over other people. A lord has full authority over these people, so the Israelites used this word for God, because God has authority over the whole world. Paul often uses this word for Jesus, to show that Jesus is God. For more information on </w:t>
       </w:r>
-      <w:hyperlink r:id="rId21">
+      <w:hyperlink r:id="rId19">
         <w:r>
           <w:rPr>
             <w:lang w:val="en_US" w:bidi="en_US"/>
@@ -39934,7 +39891,7 @@
         </w:rPr>
         <w:t xml:space="preserve"> refers to the special king and Savior that God had promised to send, who is Jesus. For more information on </w:t>
       </w:r>
-      <w:hyperlink r:id="rId18">
+      <w:hyperlink r:id="rId16">
         <w:r>
           <w:rPr>
             <w:lang w:val="en_US" w:bidi="en_US"/>
@@ -39979,7 +39936,7 @@
         </w:rPr>
         <w:t xml:space="preserve"> teaching. A person who is godly loves God and with all his heart wants to behave in a way that pleases God. Godliness means to act in a way that pleases God. Godly teaching is a kind of teaching that helps people to behave as God wants them to behave. For more information on </w:t>
       </w:r>
-      <w:hyperlink r:id="rId33">
+      <w:hyperlink r:id="rId31">
         <w:r>
           <w:rPr>
             <w:lang w:val="en_US" w:bidi="en_US"/>
@@ -40051,7 +40008,7 @@
         </w:rPr>
         <w:t xml:space="preserve">. Look up </w:t>
       </w:r>
-      <w:hyperlink r:id="rId71">
+      <w:hyperlink r:id="rId69">
         <w:r>
           <w:rPr>
             <w:lang w:val="en_US" w:bidi="en_US"/>
@@ -40123,7 +40080,7 @@
         </w:rPr>
         <w:t xml:space="preserve">. Look up </w:t>
       </w:r>
-      <w:hyperlink r:id="rId72">
+      <w:hyperlink r:id="rId70">
         <w:r>
           <w:rPr>
             <w:lang w:val="en_US" w:bidi="en_US"/>
@@ -40195,7 +40152,7 @@
         </w:rPr>
         <w:t xml:space="preserve">. Look at a picture of a </w:t>
       </w:r>
-      <w:hyperlink r:id="rId70">
+      <w:hyperlink r:id="rId68">
         <w:r>
           <w:rPr>
             <w:lang w:val="en_US" w:bidi="en_US"/>
@@ -40240,7 +40197,7 @@
         </w:rPr>
         <w:t xml:space="preserve">. To have faith in someone means to believe what that person says about himself is true. When Paul talks about the faith, Paul means the true teaching about God and Christ, where people believe or have faith in Christ. For more information on </w:t>
       </w:r>
-      <w:hyperlink r:id="rId20">
+      <w:hyperlink r:id="rId18">
         <w:r>
           <w:rPr>
             <w:lang w:val="en_US" w:bidi="en_US"/>
@@ -43566,7 +43523,7 @@
         </w:rPr>
         <w:t xml:space="preserve">Stop here and discuss as a group: In your culture, how do people build foundations for houses or buildings? Look at the picture of a </w:t>
       </w:r>
-      <w:hyperlink r:id="rId73">
+      <w:hyperlink r:id="rId71">
         <w:r>
           <w:rPr>
             <w:lang w:val="en_US" w:bidi="en_US"/>
